--- a/datasource/transcriptions/docx/Knuyt-Scornetta.docx
+++ b/datasource/transcriptions/docx/Knuyt-Scornetta.docx
@@ -1203,6 +1203,7 @@
           <w:sz w:val="24"/>
           <w:lang w:val="la-Latn"/>
         </w:rPr>
+        <w:lastRenderedPageBreak/>
         <w:t>Est miserata coquam delusa Corynna dolentem.</w:t>
       </w:r>
     </w:p>
@@ -2281,6 +2282,7 @@
           <w:sz w:val="24"/>
           <w:lang w:val="la-Latn"/>
         </w:rPr>
+        <w:lastRenderedPageBreak/>
         <w:t>Ebria quam totam somno consumere lucem</w:t>
       </w:r>
     </w:p>
@@ -3287,6 +3289,7 @@
           <w:sz w:val="24"/>
           <w:lang w:val="la-Latn"/>
         </w:rPr>
+        <w:lastRenderedPageBreak/>
         <w:t>Contendam: mihi uix superest spes uicere posse</w:t>
       </w:r>
     </w:p>
@@ -4435,6 +4438,7 @@
           <w:sz w:val="24"/>
           <w:lang w:val="la-Latn"/>
         </w:rPr>
+        <w:lastRenderedPageBreak/>
         <w:t>Quid populo iactas oculis in terga reductis?</w:t>
       </w:r>
       <w:r>
@@ -5427,6 +5431,7 @@
           <w:sz w:val="24"/>
           <w:lang w:val="la-Latn"/>
         </w:rPr>
+        <w:lastRenderedPageBreak/>
         <w:t>Et rudis et simplex anus est quam saepe dolosam</w:t>
       </w:r>
       <w:r>
@@ -6680,6 +6685,7 @@
           <w:sz w:val="24"/>
           <w:lang w:val="la-Latn"/>
         </w:rPr>
+        <w:lastRenderedPageBreak/>
         <w:t>(</w:t>
       </w:r>
       <w:r>
@@ -8156,6 +8162,7 @@
           <w:sz w:val="24"/>
           <w:lang w:val="la-Latn"/>
         </w:rPr>
+        <w:lastRenderedPageBreak/>
         <w:t>Ignis habere potest capit</w:t>
       </w:r>
       <w:r>
@@ -9459,6 +9466,7 @@
           <w:sz w:val="24"/>
           <w:lang w:val="la-Latn"/>
         </w:rPr>
+        <w:lastRenderedPageBreak/>
         <w:t>Vimina curua piris flauas prospectat aristas</w:t>
       </w:r>
     </w:p>
@@ -10915,6 +10923,7 @@
           <w:sz w:val="24"/>
           <w:lang w:val="la-Latn"/>
         </w:rPr>
+        <w:lastRenderedPageBreak/>
         <w:t>(</w:t>
       </w:r>
       <w:r>
@@ -12184,6 +12193,7 @@
           <w:sz w:val="24"/>
           <w:lang w:val="la-Latn"/>
         </w:rPr>
+        <w:lastRenderedPageBreak/>
         <w:t>Exanimis non est anus</w:t>
       </w:r>
       <w:r>
